--- a/ODPC/Compliance Concept note2 (Repaired).docx
+++ b/ODPC/Compliance Concept note2 (Repaired).docx
@@ -1549,7 +1549,7 @@
           <w:sz w:val="24"/>
           <w:szCs w:val="24"/>
         </w:rPr>
-        <w:t xml:space="preserve">As a national biomedical research institution, KIPRE generates, receives, analyses, stores, and shares large volumes of scientific, administrative, and personal data in the course of its research, laboratory, surveillance, and institutional operations. </w:t>
+        <w:t xml:space="preserve">KIPRE is a national biomedical research institution established over five decades ago and currently operates as a State Corporation under the Ministry of Health, Department of Public Health and Professional Standards (Legal Notice No. 273 and Executive Order No. 2 of 2023). </w:t>
       </w:r>
     </w:p>
     <w:p>
@@ -1567,7 +1567,23 @@
           <w:sz w:val="24"/>
           <w:szCs w:val="24"/>
         </w:rPr>
-        <w:t>These data are fundamental to the Institute's mandate and support research, service delivery, decision-making, reporting, and collaboration with local and international partners.</w:t>
+        <w:t>In fulfilling its functions</w:t>
+      </w:r>
+      <w:r>
+        <w:rPr>
+          <w:rFonts w:ascii="Arial" w:hAnsi="Arial" w:cs="Arial"/>
+          <w:sz w:val="24"/>
+          <w:szCs w:val="24"/>
+        </w:rPr>
+        <w:t xml:space="preserve"> and mandate</w:t>
+      </w:r>
+      <w:r>
+        <w:rPr>
+          <w:rFonts w:ascii="Arial" w:hAnsi="Arial" w:cs="Arial"/>
+          <w:sz w:val="24"/>
+          <w:szCs w:val="24"/>
+        </w:rPr>
+        <w:t xml:space="preserve">, the Institute generates, receives, analyses, stores, and shares large volumes of scientific, administrative, and personal data through its research, laboratory, surveillance, and institutional operations. </w:t>
       </w:r>
     </w:p>
     <w:p>
@@ -1586,7 +1602,7 @@
           <w:szCs w:val="24"/>
         </w:rPr>
         <w:lastRenderedPageBreak/>
-        <w:t xml:space="preserve">As KIPRE continues to expand its research portfolio and embrace digital transformation, the need for effective management of these data has become increasingly important. </w:t>
+        <w:t>These data underpin research, service delivery, evidence-based decision-making, regulatory reporting, and collaboration with national and international partners.</w:t>
       </w:r>
     </w:p>
     <w:p>
@@ -1604,7 +1620,7 @@
           <w:sz w:val="24"/>
           <w:szCs w:val="24"/>
         </w:rPr>
-        <w:t xml:space="preserve">Data must not only be available to support research and institutional operations but must also be accurate, secure, accessible, and managed consistently throughout their lifecycle. </w:t>
+        <w:t xml:space="preserve">As KIPRE continues to expand its research portfolio and embrace digital transformation, effective governance of institutional data has become increasingly important. </w:t>
       </w:r>
     </w:p>
     <w:p>
@@ -1622,7 +1638,7 @@
           <w:sz w:val="24"/>
           <w:szCs w:val="24"/>
         </w:rPr>
-        <w:t>Effective data governance provides the structures, policies, standards, and accountability mechanisms necessary to achieve these objectives. It enhances the quality and integrity of research data, improves operational efficiency, supports evidence-based decision-making, strengthens institutional accountability, and reduces legal, operational, and reputational risks associated with poor data management.</w:t>
+        <w:t xml:space="preserve">Data are strategic institutional assets that support research excellence, innovation, evidence-based decision-making, regulatory compliance, and the protection of the Institute's research sovereignty. </w:t>
       </w:r>
     </w:p>
     <w:p>
@@ -1640,7 +1656,97 @@
           <w:sz w:val="24"/>
           <w:szCs w:val="24"/>
         </w:rPr>
-        <w:t>Data protection is a key component of this broader data governance framework. It ensures that personal and sensitive personal data are collected, processed, stored, shared, and disposed of in accordance with the Data Protection Act, 2019 and its subsidiary regulations. By embedding data protection within institutional data governance, KIPRE will strengthen public trust, meet its legal obligations, and establish a sustainable framework for responsible data management across all its functions.</w:t>
+        <w:t xml:space="preserve">To </w:t>
+      </w:r>
+      <w:r>
+        <w:rPr>
+          <w:rFonts w:ascii="Arial" w:hAnsi="Arial" w:cs="Arial"/>
+          <w:sz w:val="24"/>
+          <w:szCs w:val="24"/>
+        </w:rPr>
+        <w:t>realize</w:t>
+      </w:r>
+      <w:r>
+        <w:rPr>
+          <w:rFonts w:ascii="Arial" w:hAnsi="Arial" w:cs="Arial"/>
+          <w:sz w:val="24"/>
+          <w:szCs w:val="24"/>
+        </w:rPr>
+        <w:t xml:space="preserve"> these benefits, data must be managed throughout their lifecycle in a manner that ensures they are accurate, secure, accessible, interoperable, and fit for their intended purpose.</w:t>
+      </w:r>
+    </w:p>
+    <w:p>
+      <w:pPr>
+        <w:jc w:val="both"/>
+        <w:rPr>
+          <w:rFonts w:ascii="Arial" w:hAnsi="Arial" w:cs="Arial"/>
+          <w:sz w:val="24"/>
+          <w:szCs w:val="24"/>
+        </w:rPr>
+      </w:pPr>
+      <w:r>
+        <w:rPr>
+          <w:rFonts w:ascii="Arial" w:hAnsi="Arial" w:cs="Arial"/>
+          <w:sz w:val="24"/>
+          <w:szCs w:val="24"/>
+        </w:rPr>
+        <w:t xml:space="preserve">Institutional data governance provides the policies, standards, processes, and accountability mechanisms necessary to ensure that data are managed consistently and responsibly across the Institute. </w:t>
+      </w:r>
+    </w:p>
+    <w:p>
+      <w:pPr>
+        <w:jc w:val="both"/>
+        <w:rPr>
+          <w:rFonts w:ascii="Arial" w:hAnsi="Arial" w:cs="Arial"/>
+          <w:sz w:val="24"/>
+          <w:szCs w:val="24"/>
+        </w:rPr>
+      </w:pPr>
+      <w:r>
+        <w:rPr>
+          <w:rFonts w:ascii="Arial" w:hAnsi="Arial" w:cs="Arial"/>
+          <w:sz w:val="24"/>
+          <w:szCs w:val="24"/>
+        </w:rPr>
+        <w:t>A robust data governance framework enhances the quality and integrity of research and administrative data, strengthens collaboration, improves operational efficiency, supports informed decision-making, and reduces legal, operational, and reputational risks associated with poor data management.</w:t>
+      </w:r>
+    </w:p>
+    <w:p>
+      <w:pPr>
+        <w:jc w:val="both"/>
+        <w:rPr>
+          <w:rFonts w:ascii="Arial" w:hAnsi="Arial" w:cs="Arial"/>
+          <w:sz w:val="24"/>
+          <w:szCs w:val="24"/>
+        </w:rPr>
+      </w:pPr>
+      <w:r>
+        <w:rPr>
+          <w:rFonts w:ascii="Arial" w:hAnsi="Arial" w:cs="Arial"/>
+          <w:sz w:val="24"/>
+          <w:szCs w:val="24"/>
+        </w:rPr>
+        <w:t xml:space="preserve">Data protection is a fundamental component of this broader governance framework. It ensures that personal and sensitive personal data are processed lawfully, fairly, transparently, and securely in accordance with the Data Protection Act, 2019 and its subsidiary regulations. </w:t>
+      </w:r>
+    </w:p>
+    <w:p>
+      <w:pPr>
+        <w:jc w:val="both"/>
+        <w:rPr>
+          <w:rFonts w:ascii="Arial" w:hAnsi="Arial" w:cs="Arial"/>
+          <w:sz w:val="24"/>
+          <w:szCs w:val="24"/>
+        </w:rPr>
+      </w:pPr>
+      <w:bookmarkStart w:id="1" w:name="_GoBack"/>
+      <w:bookmarkEnd w:id="1"/>
+      <w:r>
+        <w:rPr>
+          <w:rFonts w:ascii="Arial" w:hAnsi="Arial" w:cs="Arial"/>
+          <w:sz w:val="24"/>
+          <w:szCs w:val="24"/>
+        </w:rPr>
+        <w:t>By embedding data protection within institutional data governance, KIPRE will strengthen public trust, fulfil its statutory obligations, and establish a sustainable framework for responsible stewardship of institutional data.</w:t>
       </w:r>
     </w:p>
     <w:tbl>
@@ -1673,7 +1779,7 @@
                 <w:szCs w:val="24"/>
               </w:rPr>
             </w:pPr>
-            <w:bookmarkStart w:id="1" w:name="_Toc235292019"/>
+            <w:bookmarkStart w:id="2" w:name="_Toc235292019"/>
             <w:r>
               <w:rPr>
                 <w:rFonts w:ascii="Arial" w:hAnsi="Arial" w:cs="Arial"/>
@@ -1681,7 +1787,7 @@
               </w:rPr>
               <w:t>Background</w:t>
             </w:r>
-            <w:bookmarkEnd w:id="1"/>
+            <w:bookmarkEnd w:id="2"/>
           </w:p>
         </w:tc>
       </w:tr>
@@ -1860,7 +1966,7 @@
                 <w:szCs w:val="24"/>
               </w:rPr>
             </w:pPr>
-            <w:bookmarkStart w:id="2" w:name="_Toc235292020"/>
+            <w:bookmarkStart w:id="3" w:name="_Toc235292020"/>
             <w:r>
               <w:rPr>
                 <w:rFonts w:ascii="Arial" w:hAnsi="Arial" w:cs="Arial"/>
@@ -1868,7 +1974,7 @@
               </w:rPr>
               <w:t>Justification</w:t>
             </w:r>
-            <w:bookmarkEnd w:id="2"/>
+            <w:bookmarkEnd w:id="3"/>
           </w:p>
         </w:tc>
       </w:tr>
@@ -1888,7 +1994,23 @@
           <w:sz w:val="24"/>
           <w:szCs w:val="24"/>
         </w:rPr>
-        <w:t xml:space="preserve">KIPRE processes substantial volumes of scientific, administrative, personal, and sensitive personal data through its biomedical research, laboratory services, surveillance programs, human resource management, finance, procurement, partnerships, and other institutional operations. </w:t>
+        <w:t>The registration of KIPRE as a Data Controller and Data Processor and the appointm</w:t>
+      </w:r>
+      <w:r>
+        <w:rPr>
+          <w:rFonts w:ascii="Arial" w:hAnsi="Arial" w:cs="Arial"/>
+          <w:sz w:val="24"/>
+          <w:szCs w:val="24"/>
+        </w:rPr>
+        <w:t>ent of a DPO</w:t>
+      </w:r>
+      <w:r>
+        <w:rPr>
+          <w:rFonts w:ascii="Arial" w:hAnsi="Arial" w:cs="Arial"/>
+          <w:sz w:val="24"/>
+          <w:szCs w:val="24"/>
+        </w:rPr>
+        <w:t xml:space="preserve"> represent important milestones towards compliance with the Data Protection Act, 2019. </w:t>
       </w:r>
     </w:p>
     <w:p>
@@ -1906,7 +2028,7 @@
           <w:sz w:val="24"/>
           <w:szCs w:val="24"/>
         </w:rPr>
-        <w:t xml:space="preserve">These data are critical institutional assets that support research excellence, evidence-based decision-making, regulatory reporting, and service delivery. </w:t>
+        <w:t>However, these achievements mark the beginning rather than the completion of the Institute's data protection journey. Sustainable compliance requires institutional ownership, coordinated implementation, and the integration of data protection into routine business and research processes across all functional areas of the Institute.</w:t>
       </w:r>
     </w:p>
     <w:p>
@@ -1924,7 +2046,55 @@
           <w:sz w:val="24"/>
           <w:szCs w:val="24"/>
         </w:rPr>
-        <w:t>Their effective management requires coordinated governance structures that promote data quality, security, integrity, accessibility, interoperability, and compliance with applicable legal and regulatory requirements.</w:t>
+        <w:t xml:space="preserve">At present, KIPRE requires a structured approach to </w:t>
+      </w:r>
+      <w:r>
+        <w:rPr>
+          <w:rFonts w:ascii="Arial" w:hAnsi="Arial" w:cs="Arial"/>
+          <w:sz w:val="24"/>
+          <w:szCs w:val="24"/>
+        </w:rPr>
+        <w:t>operationalize</w:t>
+      </w:r>
+      <w:r>
+        <w:rPr>
+          <w:rFonts w:ascii="Arial" w:hAnsi="Arial" w:cs="Arial"/>
+          <w:sz w:val="24"/>
+          <w:szCs w:val="24"/>
+        </w:rPr>
+        <w:t xml:space="preserve"> the requirements of the Data Protection Act, 2019 through appropriate governance arrangements, </w:t>
+      </w:r>
+      <w:r>
+        <w:rPr>
+          <w:rFonts w:ascii="Arial" w:hAnsi="Arial" w:cs="Arial"/>
+          <w:sz w:val="24"/>
+          <w:szCs w:val="24"/>
+        </w:rPr>
+        <w:t>harmonized</w:t>
+      </w:r>
+      <w:r>
+        <w:rPr>
+          <w:rFonts w:ascii="Arial" w:hAnsi="Arial" w:cs="Arial"/>
+          <w:sz w:val="24"/>
+          <w:szCs w:val="24"/>
+        </w:rPr>
+        <w:t xml:space="preserve"> policie</w:t>
+      </w:r>
+      <w:r>
+        <w:rPr>
+          <w:rFonts w:ascii="Arial" w:hAnsi="Arial" w:cs="Arial"/>
+          <w:sz w:val="24"/>
+          <w:szCs w:val="24"/>
+        </w:rPr>
+        <w:t>s, SOPs</w:t>
+      </w:r>
+      <w:r>
+        <w:rPr>
+          <w:rFonts w:ascii="Arial" w:hAnsi="Arial" w:cs="Arial"/>
+          <w:sz w:val="24"/>
+          <w:szCs w:val="24"/>
+        </w:rPr>
+        <w:t xml:space="preserve">, clearly defined roles and responsibilities, staff awareness, and mechanisms for monitoring and continuous improvement. </w:t>
       </w:r>
     </w:p>
     <w:p>
@@ -1942,7 +2112,7 @@
           <w:sz w:val="24"/>
           <w:szCs w:val="24"/>
         </w:rPr>
-        <w:t xml:space="preserve">While KIPRE has made significant progress through registration with ODPC and the appointment of a DPO, these represent only the initial steps towards institutional compliance. </w:t>
+        <w:t>These elements cannot be developed effectively in isolation, as data protection responsibilities span research, laboratory services, information communication technology, human resource management, procurement, finance, administration, and other institutional functions.</w:t>
       </w:r>
     </w:p>
     <w:p>
@@ -1960,28 +2130,25 @@
           <w:sz w:val="24"/>
           <w:szCs w:val="24"/>
         </w:rPr>
-        <w:t>Achieving sustainable compliance with the Data Protection Act, 2019 requires the establishment of governance structures, harmonized policies, standard operating procedures, clearly defined roles and responsibilities, staff capacity building, and mechanisms for continuous monitoring and improvement.</w:t>
-      </w:r>
-    </w:p>
-    <w:p>
-      <w:pPr>
-        <w:ind w:left="567" w:right="855"/>
+        <w:t xml:space="preserve">The proposed retreat will provide a multidisciplinary platform for institutional stakeholders to collectively assess KIPRE's current level of compliance, identify implementation priorities, review existing governance instruments, and develop a shared roadmap for institutional implementation. </w:t>
+      </w:r>
+    </w:p>
+    <w:p>
+      <w:pPr>
         <w:jc w:val="both"/>
         <w:rPr>
           <w:rFonts w:ascii="Arial" w:hAnsi="Arial" w:cs="Arial"/>
-          <w:i/>
-          <w:sz w:val="24"/>
-          <w:szCs w:val="24"/>
-        </w:rPr>
-      </w:pPr>
-      <w:r>
-        <w:rPr>
-          <w:rFonts w:ascii="Arial" w:hAnsi="Arial" w:cs="Arial"/>
-          <w:i/>
-          <w:sz w:val="24"/>
-          <w:szCs w:val="24"/>
-        </w:rPr>
-        <w:t>A well-governed data environment will improve research integrity, facilitate secure collaboration with national and international partners, strengthen donor confidence, enhance regulatory compliance, and support evidence-based institutional planning.</w:t>
+          <w:sz w:val="24"/>
+          <w:szCs w:val="24"/>
+        </w:rPr>
+      </w:pPr>
+      <w:r>
+        <w:rPr>
+          <w:rFonts w:ascii="Arial" w:hAnsi="Arial" w:cs="Arial"/>
+          <w:sz w:val="24"/>
+          <w:szCs w:val="24"/>
+        </w:rPr>
+        <w:t>The participatory approach will promote ownership of the compliance programme, strengthen coordination across directorates and divisions, and establish a common understanding of roles and responsibilities in implementing the Data Protection Act, 2019.</w:t>
       </w:r>
     </w:p>
     <w:p>
@@ -1999,7 +2166,7 @@
           <w:sz w:val="24"/>
           <w:szCs w:val="24"/>
         </w:rPr>
-        <w:t xml:space="preserve">The proposed retreat provides an opportunity to bring together key institutional stakeholders to assess KIPRE's current data protection maturity, identify compliance gaps and implementation priorities, review existing governance instruments, and develop a coordinated implementation strategy. </w:t>
+        <w:t xml:space="preserve">The retreat will culminate in the development of a Data Protection Compliance Implementation Strategy and a costed implementation work plan that will guide institutional compliance in a coordinated and sustainable manner. </w:t>
       </w:r>
     </w:p>
     <w:p>
@@ -2017,7 +2184,7 @@
           <w:sz w:val="24"/>
           <w:szCs w:val="24"/>
         </w:rPr>
-        <w:t>A participatory approach will promote institutional ownership, strengthen cross-functional collaboration, and facilitate consistent implementation of data protection requirements across all directorates, divisions, programs, and projects.</w:t>
+        <w:t xml:space="preserve">These outputs will constitute the data protection and regulatory compliance component of KIPRE's broader Institutional Data Governance Framework envisaged under the Data Science and Analytics (DSAS) Work Plan for FY 2026/27 (Appendix 1.1). </w:t>
       </w:r>
     </w:p>
     <w:p>
@@ -2035,25 +2202,7 @@
           <w:sz w:val="24"/>
           <w:szCs w:val="24"/>
         </w:rPr>
-        <w:t xml:space="preserve">The proposed Data Protection Compliance Implementation Strategy will provide the framework for operationalizing compliance with the Data Protection Act, 2019 and will form the privacy and regulatory compliance component of KIPRE's broader Institutional Data Governance Framework envisaged under the Data Science and Analytics (DSAS) work plan 26/27 FY (Appendix 1.1). </w:t>
-      </w:r>
-    </w:p>
-    <w:p>
-      <w:pPr>
-        <w:jc w:val="both"/>
-        <w:rPr>
-          <w:rFonts w:ascii="Arial" w:hAnsi="Arial" w:cs="Arial"/>
-          <w:sz w:val="24"/>
-          <w:szCs w:val="24"/>
-        </w:rPr>
-      </w:pPr>
-      <w:r>
-        <w:rPr>
-          <w:rFonts w:ascii="Arial" w:hAnsi="Arial" w:cs="Arial"/>
-          <w:sz w:val="24"/>
-          <w:szCs w:val="24"/>
-        </w:rPr>
-        <w:t>Consequently, the retreat will complement, rather than duplicate, the proposed consultancy (DSAS work plan 2026/27) by establishing the institutional governance, compliance, and implementation arrangements required to support the development and long-term sustainability of the Data Governance Framework. The resulting implementation strategy will strengthen institutional accountability, improve research data governance, enhance compliance with the Data Protection Act, 2019, and provide a coordinated framework for managing data as a strategic institutional asset.</w:t>
+        <w:t>Consequently, the retreat will complement, rather than duplicate, the proposed technical consultancy by establishing the governance, compliance, and implementation arrangements necessary for the successful development and long-term sustainability of the Institutional Data Governance Framework.</w:t>
       </w:r>
     </w:p>
     <w:tbl>
@@ -2086,7 +2235,7 @@
                 <w:szCs w:val="24"/>
               </w:rPr>
             </w:pPr>
-            <w:bookmarkStart w:id="3" w:name="_Toc235292021"/>
+            <w:bookmarkStart w:id="4" w:name="_Toc235292021"/>
             <w:r>
               <w:rPr>
                 <w:rFonts w:ascii="Arial" w:hAnsi="Arial" w:cs="Arial"/>
@@ -2094,7 +2243,7 @@
               </w:rPr>
               <w:t>Purpose</w:t>
             </w:r>
-            <w:bookmarkEnd w:id="3"/>
+            <w:bookmarkEnd w:id="4"/>
           </w:p>
         </w:tc>
       </w:tr>
@@ -2124,6 +2273,16 @@
         </w:rPr>
         <w:t>strengthen institutional data protection governance and establish a coordinated framework for implementing the Data Protection Act, 2019 as part of KIPRE's broader Institutional Data Governance Framework.</w:t>
       </w:r>
+    </w:p>
+    <w:p>
+      <w:pPr>
+        <w:jc w:val="both"/>
+        <w:rPr>
+          <w:rFonts w:ascii="Arial" w:hAnsi="Arial" w:cs="Arial"/>
+          <w:sz w:val="24"/>
+          <w:szCs w:val="24"/>
+        </w:rPr>
+      </w:pPr>
     </w:p>
     <w:tbl>
       <w:tblPr>
@@ -2155,7 +2314,7 @@
                 <w:szCs w:val="24"/>
               </w:rPr>
             </w:pPr>
-            <w:bookmarkStart w:id="4" w:name="_Toc235292022"/>
+            <w:bookmarkStart w:id="5" w:name="_Toc235292022"/>
             <w:r>
               <w:rPr>
                 <w:rFonts w:ascii="Arial" w:hAnsi="Arial" w:cs="Arial"/>
@@ -2163,7 +2322,7 @@
               </w:rPr>
               <w:t>Objectives</w:t>
             </w:r>
-            <w:bookmarkEnd w:id="4"/>
+            <w:bookmarkEnd w:id="5"/>
           </w:p>
         </w:tc>
       </w:tr>
@@ -2850,7 +3009,7 @@
                 <w:szCs w:val="24"/>
               </w:rPr>
             </w:pPr>
-            <w:bookmarkStart w:id="5" w:name="_Toc235292023"/>
+            <w:bookmarkStart w:id="6" w:name="_Toc235292023"/>
             <w:r>
               <w:rPr>
                 <w:rFonts w:ascii="Arial" w:hAnsi="Arial" w:cs="Arial"/>
@@ -2858,7 +3017,7 @@
               </w:rPr>
               <w:t>Approaches</w:t>
             </w:r>
-            <w:bookmarkEnd w:id="5"/>
+            <w:bookmarkEnd w:id="6"/>
           </w:p>
         </w:tc>
       </w:tr>
@@ -3114,7 +3273,7 @@
                 <w:szCs w:val="24"/>
               </w:rPr>
             </w:pPr>
-            <w:bookmarkStart w:id="6" w:name="_Toc235292024"/>
+            <w:bookmarkStart w:id="7" w:name="_Toc235292024"/>
             <w:r>
               <w:rPr>
                 <w:rFonts w:ascii="Arial" w:hAnsi="Arial" w:cs="Arial"/>
@@ -3122,7 +3281,7 @@
               </w:rPr>
               <w:t>Expected outcomes</w:t>
             </w:r>
-            <w:bookmarkEnd w:id="6"/>
+            <w:bookmarkEnd w:id="7"/>
           </w:p>
         </w:tc>
       </w:tr>
@@ -3328,7 +3487,7 @@
                 <w:szCs w:val="24"/>
               </w:rPr>
             </w:pPr>
-            <w:bookmarkStart w:id="7" w:name="_Toc235292025"/>
+            <w:bookmarkStart w:id="8" w:name="_Toc235292025"/>
             <w:r>
               <w:rPr>
                 <w:rFonts w:ascii="Arial" w:hAnsi="Arial" w:cs="Arial"/>
@@ -3336,7 +3495,7 @@
               </w:rPr>
               <w:t>Duration and venue</w:t>
             </w:r>
-            <w:bookmarkEnd w:id="7"/>
+            <w:bookmarkEnd w:id="8"/>
           </w:p>
         </w:tc>
       </w:tr>
@@ -3404,7 +3563,7 @@
                 <w:szCs w:val="24"/>
               </w:rPr>
             </w:pPr>
-            <w:bookmarkStart w:id="8" w:name="_Toc235292026"/>
+            <w:bookmarkStart w:id="9" w:name="_Toc235292026"/>
             <w:r>
               <w:rPr>
                 <w:rFonts w:ascii="Arial" w:hAnsi="Arial" w:cs="Arial"/>
@@ -3412,7 +3571,7 @@
               </w:rPr>
               <w:t>Budget</w:t>
             </w:r>
-            <w:bookmarkEnd w:id="8"/>
+            <w:bookmarkEnd w:id="9"/>
           </w:p>
         </w:tc>
       </w:tr>
@@ -3472,7 +3631,7 @@
                 <w:szCs w:val="24"/>
               </w:rPr>
             </w:pPr>
-            <w:bookmarkStart w:id="9" w:name="_Toc235292027"/>
+            <w:bookmarkStart w:id="10" w:name="_Toc235292027"/>
             <w:r>
               <w:rPr>
                 <w:rFonts w:ascii="Arial" w:hAnsi="Arial" w:cs="Arial"/>
@@ -3480,7 +3639,7 @@
               </w:rPr>
               <w:t>Recommendation</w:t>
             </w:r>
-            <w:bookmarkEnd w:id="9"/>
+            <w:bookmarkEnd w:id="10"/>
           </w:p>
         </w:tc>
       </w:tr>
@@ -3528,8 +3687,42 @@
           <w:szCs w:val="24"/>
         </w:rPr>
       </w:pPr>
-      <w:bookmarkStart w:id="10" w:name="_GoBack"/>
-      <w:bookmarkEnd w:id="10"/>
+    </w:p>
+    <w:p>
+      <w:pPr>
+        <w:rPr>
+          <w:rFonts w:ascii="Arial" w:hAnsi="Arial" w:cs="Arial"/>
+          <w:sz w:val="24"/>
+          <w:szCs w:val="24"/>
+        </w:rPr>
+      </w:pPr>
+    </w:p>
+    <w:p>
+      <w:pPr>
+        <w:rPr>
+          <w:rFonts w:ascii="Arial" w:hAnsi="Arial" w:cs="Arial"/>
+          <w:sz w:val="24"/>
+          <w:szCs w:val="24"/>
+        </w:rPr>
+      </w:pPr>
+    </w:p>
+    <w:p>
+      <w:pPr>
+        <w:rPr>
+          <w:rFonts w:ascii="Arial" w:hAnsi="Arial" w:cs="Arial"/>
+          <w:sz w:val="24"/>
+          <w:szCs w:val="24"/>
+        </w:rPr>
+      </w:pPr>
+    </w:p>
+    <w:p>
+      <w:pPr>
+        <w:rPr>
+          <w:rFonts w:ascii="Arial" w:hAnsi="Arial" w:cs="Arial"/>
+          <w:sz w:val="24"/>
+          <w:szCs w:val="24"/>
+        </w:rPr>
+      </w:pPr>
     </w:p>
     <w:tbl>
       <w:tblPr>
@@ -6553,6 +6746,7 @@
         <w:docPartUnique/>
       </w:docPartObj>
     </w:sdtPr>
+    <w:sdtEndPr/>
     <w:sdtContent>
       <w:p>
         <w:pPr>
@@ -6801,7 +6995,7 @@
         <v:path o:extrusionok="f" gradientshapeok="t" o:connecttype="rect"/>
         <o:lock v:ext="edit" aspectratio="t"/>
       </v:shapetype>
-      <v:shape id="_x0000_i1037" type="#_x0000_t75" style="width:11.4pt;height:11.4pt" o:bullet="t">
+      <v:shape id="_x0000_i1045" type="#_x0000_t75" style="width:11.4pt;height:11.4pt" o:bullet="t">
         <v:imagedata r:id="rId1" o:title="msoA55B"/>
       </v:shape>
     </w:pict>
@@ -9899,7 +10093,7 @@
 </file>
 
 <file path=customXml/itemProps1.xml><?xml version="1.0" encoding="utf-8"?>
-<ds:datastoreItem xmlns:ds="http://schemas.openxmlformats.org/officeDocument/2006/customXml" ds:itemID="{B0BAF29E-FE03-4463-9976-CF00156A68A9}">
+<ds:datastoreItem xmlns:ds="http://schemas.openxmlformats.org/officeDocument/2006/customXml" ds:itemID="{BA579B0D-2013-4FEC-9B09-919FB80A665B}">
   <ds:schemaRefs>
     <ds:schemaRef ds:uri="http://schemas.openxmlformats.org/officeDocument/2006/bibliography"/>
   </ds:schemaRefs>

--- a/ODPC/Compliance Concept note2 (Repaired).docx
+++ b/ODPC/Compliance Concept note2 (Repaired).docx
@@ -1454,20 +1454,10 @@
             <w:fldChar w:fldCharType="end"/>
           </w:r>
         </w:p>
+        <w:bookmarkStart w:id="0" w:name="_GoBack" w:displacedByCustomXml="next"/>
+        <w:bookmarkEnd w:id="0" w:displacedByCustomXml="next"/>
       </w:sdtContent>
     </w:sdt>
-    <w:p>
-      <w:pPr>
-        <w:rPr>
-          <w:rFonts w:ascii="Arial" w:hAnsi="Arial" w:cs="Arial"/>
-          <w:b/>
-          <w:bCs/>
-          <w:noProof/>
-          <w:sz w:val="24"/>
-          <w:szCs w:val="24"/>
-        </w:rPr>
-      </w:pPr>
-    </w:p>
     <w:p>
       <w:pPr>
         <w:rPr>
@@ -1510,7 +1500,7 @@
               <w:bottom w:val="nil"/>
               <w:right w:val="nil"/>
             </w:tcBorders>
-            <w:shd w:val="clear" w:color="auto" w:fill="F2F2F2" w:themeFill="background1" w:themeFillShade="F2"/>
+            <w:shd w:val="clear" w:color="auto" w:fill="00B0F0"/>
           </w:tcPr>
           <w:p>
             <w:pPr>
@@ -1521,7 +1511,7 @@
                 <w:szCs w:val="24"/>
               </w:rPr>
             </w:pPr>
-            <w:bookmarkStart w:id="0" w:name="_Toc235292018"/>
+            <w:bookmarkStart w:id="1" w:name="_Toc235292018"/>
             <w:r>
               <w:rPr>
                 <w:rFonts w:ascii="Arial" w:hAnsi="Arial" w:cs="Arial"/>
@@ -1529,7 +1519,7 @@
               </w:rPr>
               <w:t>Introduction</w:t>
             </w:r>
-            <w:bookmarkEnd w:id="0"/>
+            <w:bookmarkEnd w:id="1"/>
           </w:p>
         </w:tc>
       </w:tr>
@@ -1549,7 +1539,7 @@
           <w:sz w:val="24"/>
           <w:szCs w:val="24"/>
         </w:rPr>
-        <w:t xml:space="preserve">KIPRE is a national biomedical research institution established over five decades ago and currently operates as a State Corporation under the Ministry of Health, Department of Public Health and Professional Standards (Legal Notice No. 273 and Executive Order No. 2 of 2023). </w:t>
+        <w:t>KIPRE is a national biomedical research institution established over five decades ago and currently operates as a State Corporation under the Ministry of Health, Department of Public Health and Professional Standards (Legal Notice No. 273 of 2017 and Executive Order No. 2 of 2023).</w:t>
       </w:r>
     </w:p>
     <w:p>
@@ -1567,23 +1557,7 @@
           <w:sz w:val="24"/>
           <w:szCs w:val="24"/>
         </w:rPr>
-        <w:t>In fulfilling its functions</w:t>
-      </w:r>
-      <w:r>
-        <w:rPr>
-          <w:rFonts w:ascii="Arial" w:hAnsi="Arial" w:cs="Arial"/>
-          <w:sz w:val="24"/>
-          <w:szCs w:val="24"/>
-        </w:rPr>
-        <w:t xml:space="preserve"> and mandate</w:t>
-      </w:r>
-      <w:r>
-        <w:rPr>
-          <w:rFonts w:ascii="Arial" w:hAnsi="Arial" w:cs="Arial"/>
-          <w:sz w:val="24"/>
-          <w:szCs w:val="24"/>
-        </w:rPr>
-        <w:t xml:space="preserve">, the Institute generates, receives, analyses, stores, and shares large volumes of scientific, administrative, and personal data through its research, laboratory, surveillance, and institutional operations. </w:t>
+        <w:t>In fulfilling its functions and mandate, the Institute generates, receives, analyses, stores, and shares large volumes of scientific, administrative, and personal data through its research, laboratory, surveillance, and institutional operations.</w:t>
       </w:r>
     </w:p>
     <w:p>
@@ -1601,8 +1575,26 @@
           <w:sz w:val="24"/>
           <w:szCs w:val="24"/>
         </w:rPr>
+        <w:t>These data underpin research, service delivery, evidence-based decision-making, regulatory reporting, and collaboration with national and international partners.</w:t>
+      </w:r>
+    </w:p>
+    <w:p>
+      <w:pPr>
+        <w:jc w:val="both"/>
+        <w:rPr>
+          <w:rFonts w:ascii="Arial" w:hAnsi="Arial" w:cs="Arial"/>
+          <w:sz w:val="24"/>
+          <w:szCs w:val="24"/>
+        </w:rPr>
+      </w:pPr>
+      <w:r>
+        <w:rPr>
+          <w:rFonts w:ascii="Arial" w:hAnsi="Arial" w:cs="Arial"/>
+          <w:sz w:val="24"/>
+          <w:szCs w:val="24"/>
+        </w:rPr>
         <w:lastRenderedPageBreak/>
-        <w:t>These data underpin research, service delivery, evidence-based decision-making, regulatory reporting, and collaboration with national and international partners.</w:t>
+        <w:t xml:space="preserve"> </w:t>
       </w:r>
     </w:p>
     <w:p>
@@ -1620,7 +1612,7 @@
           <w:sz w:val="24"/>
           <w:szCs w:val="24"/>
         </w:rPr>
-        <w:t xml:space="preserve">As KIPRE continues to expand its research portfolio and embrace digital transformation, effective governance of institutional data has become increasingly important. </w:t>
+        <w:t>As KIPRE continues to expand its research portfolio and embrace digital transformation, effective governance of institutional data has become increasingly important.</w:t>
       </w:r>
     </w:p>
     <w:p>
@@ -1638,7 +1630,7 @@
           <w:sz w:val="24"/>
           <w:szCs w:val="24"/>
         </w:rPr>
-        <w:t xml:space="preserve">Data are strategic institutional assets that support research excellence, innovation, evidence-based decision-making, regulatory compliance, and the protection of the Institute's research sovereignty. </w:t>
+        <w:t>Data are strategic institutional assets that support research excellence, innovation, evidence-based decision-making, regulatory compliance, and the protection of the Institute's research sovereignty.</w:t>
       </w:r>
     </w:p>
     <w:p>
@@ -1656,23 +1648,7 @@
           <w:sz w:val="24"/>
           <w:szCs w:val="24"/>
         </w:rPr>
-        <w:t xml:space="preserve">To </w:t>
-      </w:r>
-      <w:r>
-        <w:rPr>
-          <w:rFonts w:ascii="Arial" w:hAnsi="Arial" w:cs="Arial"/>
-          <w:sz w:val="24"/>
-          <w:szCs w:val="24"/>
-        </w:rPr>
-        <w:t>realize</w:t>
-      </w:r>
-      <w:r>
-        <w:rPr>
-          <w:rFonts w:ascii="Arial" w:hAnsi="Arial" w:cs="Arial"/>
-          <w:sz w:val="24"/>
-          <w:szCs w:val="24"/>
-        </w:rPr>
-        <w:t xml:space="preserve"> these benefits, data must be managed throughout their lifecycle in a manner that ensures they are accurate, secure, accessible, interoperable, and fit for their intended purpose.</w:t>
+        <w:t>To realize these benefits, data must be managed throughout their lifecycle in a manner that ensures they are accurate, secure, accessible, interoperable, and fit for their intended purpose.</w:t>
       </w:r>
     </w:p>
     <w:p>
@@ -1690,7 +1666,7 @@
           <w:sz w:val="24"/>
           <w:szCs w:val="24"/>
         </w:rPr>
-        <w:t xml:space="preserve">Institutional data governance provides the policies, standards, processes, and accountability mechanisms necessary to ensure that data are managed consistently and responsibly across the Institute. </w:t>
+        <w:t>Institutional data governance provides the policies, standards, processes, and accountability mechanisms necessary to ensure that data are managed consistently and responsibly across the Institute.</w:t>
       </w:r>
     </w:p>
     <w:p>
@@ -1726,7 +1702,7 @@
           <w:sz w:val="24"/>
           <w:szCs w:val="24"/>
         </w:rPr>
-        <w:t xml:space="preserve">Data protection is a fundamental component of this broader governance framework. It ensures that personal and sensitive personal data are processed lawfully, fairly, transparently, and securely in accordance with the Data Protection Act, 2019 and its subsidiary regulations. </w:t>
+        <w:t>Data protection is a fundamental component of this broader governance framework. It ensures that personal and sensitive personal data are processed lawfully, fairly, transparently, and securely in accordance with the Data Protection Act, 2019 and its subsidiary regulations (i.e. Legal Notice No. 263,264,265 and African Union Convention on Cyber Security &amp; Personal Data Protection Framework (Malabo Convention)).</w:t>
       </w:r>
     </w:p>
     <w:p>
@@ -1738,8 +1714,6 @@
           <w:szCs w:val="24"/>
         </w:rPr>
       </w:pPr>
-      <w:bookmarkStart w:id="1" w:name="_GoBack"/>
-      <w:bookmarkEnd w:id="1"/>
       <w:r>
         <w:rPr>
           <w:rFonts w:ascii="Arial" w:hAnsi="Arial" w:cs="Arial"/>
@@ -1768,7 +1742,7 @@
               <w:bottom w:val="nil"/>
               <w:right w:val="nil"/>
             </w:tcBorders>
-            <w:shd w:val="clear" w:color="auto" w:fill="F2F2F2" w:themeFill="background1" w:themeFillShade="F2"/>
+            <w:shd w:val="clear" w:color="auto" w:fill="00B0F0"/>
           </w:tcPr>
           <w:p>
             <w:pPr>
@@ -1843,7 +1817,7 @@
           <w:sz w:val="24"/>
           <w:szCs w:val="24"/>
         </w:rPr>
-        <w:t xml:space="preserve">These milestones represent an important step towards strengthening institutional data governance. However, registration and appointment alone do not guarantee compliance. </w:t>
+        <w:t>These milestones represent an important step towards strengthening institutional data governance. However, registration and appointment alone do not guarantee compliance.</w:t>
       </w:r>
     </w:p>
     <w:p>
@@ -1861,7 +1835,7 @@
           <w:sz w:val="24"/>
           <w:szCs w:val="24"/>
         </w:rPr>
-        <w:t xml:space="preserve">Effective implementation requires clear governance structures, updated policies, standard operating procedures (SOPs), defined roles and responsibilities, staff capacity building, and coordinated participation across all directorates, divisions, programs, and projects. </w:t>
+        <w:t>Effective implementation requires clear governance structures, updated policies, standard operating procedures (SOPs), defined roles and responsibilities, staff capacity building, and coordinated participation across all directorates, divisions, programs, and projects.</w:t>
       </w:r>
     </w:p>
     <w:p>
@@ -1879,7 +1853,15 @@
           <w:sz w:val="24"/>
           <w:szCs w:val="24"/>
         </w:rPr>
-        <w:t>Data protection is therefore an institutional responsibility that requires commitment from all functional areas of the Institute.</w:t>
+        <w:t>Data protection is therefore an institutional responsibility that requires commitment from all fun</w:t>
+      </w:r>
+      <w:r>
+        <w:rPr>
+          <w:rFonts w:ascii="Arial" w:hAnsi="Arial" w:cs="Arial"/>
+          <w:sz w:val="24"/>
+          <w:szCs w:val="24"/>
+        </w:rPr>
+        <w:t>ctional areas of the Institute.</w:t>
       </w:r>
     </w:p>
     <w:p>
@@ -1915,7 +1897,7 @@
           <w:sz w:val="24"/>
           <w:szCs w:val="24"/>
         </w:rPr>
-        <w:t xml:space="preserve">The retreat will provide a platform for building institutional capacity, assessing the current state of compliance, reviewing existing governance instruments, identifying implementation priorities, and collaboratively developing the Institute's Data Protection Compliance Implementation Strategy and implementation work plan. </w:t>
+        <w:t>The retreat will provide a platform for building institutional capacity, assessing the current state of compliance, reviewing existing governance instruments, identifying implementation priorities, and collaboratively developing the Institute's Data Protection Compliance Implementation Strategy and implementation work plan.</w:t>
       </w:r>
     </w:p>
     <w:p>
@@ -1955,7 +1937,7 @@
               <w:bottom w:val="nil"/>
               <w:right w:val="nil"/>
             </w:tcBorders>
-            <w:shd w:val="clear" w:color="auto" w:fill="F2F2F2" w:themeFill="background1" w:themeFillShade="F2"/>
+            <w:shd w:val="clear" w:color="auto" w:fill="00B0F0"/>
           </w:tcPr>
           <w:p>
             <w:pPr>
@@ -1988,30 +1970,6 @@
           <w:szCs w:val="24"/>
         </w:rPr>
       </w:pPr>
-      <w:r>
-        <w:rPr>
-          <w:rFonts w:ascii="Arial" w:hAnsi="Arial" w:cs="Arial"/>
-          <w:sz w:val="24"/>
-          <w:szCs w:val="24"/>
-        </w:rPr>
-        <w:t>The registration of KIPRE as a Data Controller and Data Processor and the appointm</w:t>
-      </w:r>
-      <w:r>
-        <w:rPr>
-          <w:rFonts w:ascii="Arial" w:hAnsi="Arial" w:cs="Arial"/>
-          <w:sz w:val="24"/>
-          <w:szCs w:val="24"/>
-        </w:rPr>
-        <w:t>ent of a DPO</w:t>
-      </w:r>
-      <w:r>
-        <w:rPr>
-          <w:rFonts w:ascii="Arial" w:hAnsi="Arial" w:cs="Arial"/>
-          <w:sz w:val="24"/>
-          <w:szCs w:val="24"/>
-        </w:rPr>
-        <w:t xml:space="preserve"> represent important milestones towards compliance with the Data Protection Act, 2019. </w:t>
-      </w:r>
     </w:p>
     <w:p>
       <w:pPr>
@@ -2028,7 +1986,7 @@
           <w:sz w:val="24"/>
           <w:szCs w:val="24"/>
         </w:rPr>
-        <w:t>However, these achievements mark the beginning rather than the completion of the Institute's data protection journey. Sustainable compliance requires institutional ownership, coordinated implementation, and the integration of data protection into routine business and research processes across all functional areas of the Institute.</w:t>
+        <w:t>The background highlighted the key milestones as far as data protection and governance is concerned.</w:t>
       </w:r>
     </w:p>
     <w:p>
@@ -2046,55 +2004,7 @@
           <w:sz w:val="24"/>
           <w:szCs w:val="24"/>
         </w:rPr>
-        <w:t xml:space="preserve">At present, KIPRE requires a structured approach to </w:t>
-      </w:r>
-      <w:r>
-        <w:rPr>
-          <w:rFonts w:ascii="Arial" w:hAnsi="Arial" w:cs="Arial"/>
-          <w:sz w:val="24"/>
-          <w:szCs w:val="24"/>
-        </w:rPr>
-        <w:t>operationalize</w:t>
-      </w:r>
-      <w:r>
-        <w:rPr>
-          <w:rFonts w:ascii="Arial" w:hAnsi="Arial" w:cs="Arial"/>
-          <w:sz w:val="24"/>
-          <w:szCs w:val="24"/>
-        </w:rPr>
-        <w:t xml:space="preserve"> the requirements of the Data Protection Act, 2019 through appropriate governance arrangements, </w:t>
-      </w:r>
-      <w:r>
-        <w:rPr>
-          <w:rFonts w:ascii="Arial" w:hAnsi="Arial" w:cs="Arial"/>
-          <w:sz w:val="24"/>
-          <w:szCs w:val="24"/>
-        </w:rPr>
-        <w:t>harmonized</w:t>
-      </w:r>
-      <w:r>
-        <w:rPr>
-          <w:rFonts w:ascii="Arial" w:hAnsi="Arial" w:cs="Arial"/>
-          <w:sz w:val="24"/>
-          <w:szCs w:val="24"/>
-        </w:rPr>
-        <w:t xml:space="preserve"> policie</w:t>
-      </w:r>
-      <w:r>
-        <w:rPr>
-          <w:rFonts w:ascii="Arial" w:hAnsi="Arial" w:cs="Arial"/>
-          <w:sz w:val="24"/>
-          <w:szCs w:val="24"/>
-        </w:rPr>
-        <w:t>s, SOPs</w:t>
-      </w:r>
-      <w:r>
-        <w:rPr>
-          <w:rFonts w:ascii="Arial" w:hAnsi="Arial" w:cs="Arial"/>
-          <w:sz w:val="24"/>
-          <w:szCs w:val="24"/>
-        </w:rPr>
-        <w:t xml:space="preserve">, clearly defined roles and responsibilities, staff awareness, and mechanisms for monitoring and continuous improvement. </w:t>
+        <w:t>It is also noted that, these milestones only mark the beginning rather than the completion of the Institute's data protection journey.</w:t>
       </w:r>
     </w:p>
     <w:p>
@@ -2112,7 +2022,7 @@
           <w:sz w:val="24"/>
           <w:szCs w:val="24"/>
         </w:rPr>
-        <w:t>These elements cannot be developed effectively in isolation, as data protection responsibilities span research, laboratory services, information communication technology, human resource management, procurement, finance, administration, and other institutional functions.</w:t>
+        <w:t>Sustainable compliance requires institutional ownership, coordinated implementation, and the integration of data protection into routine activities and research processes across all functional areas of the Institute.</w:t>
       </w:r>
     </w:p>
     <w:p>
@@ -2130,7 +2040,7 @@
           <w:sz w:val="24"/>
           <w:szCs w:val="24"/>
         </w:rPr>
-        <w:t xml:space="preserve">The proposed retreat will provide a multidisciplinary platform for institutional stakeholders to collectively assess KIPRE's current level of compliance, identify implementation priorities, review existing governance instruments, and develop a shared roadmap for institutional implementation. </w:t>
+        <w:t>At present, KIPRE requires a structured approach to operationalize the requirements of the Data Protection Act, 2019 and its subsidiary regulations through appropriate governance arrangements, harmonized policies, SOPs, clearly defined roles and responsibilities, staff awareness, and mechanisms for monitoring and continuous improvement.</w:t>
       </w:r>
     </w:p>
     <w:p>
@@ -2148,6 +2058,42 @@
           <w:sz w:val="24"/>
           <w:szCs w:val="24"/>
         </w:rPr>
+        <w:t>These elements cannot be developed effectively in isolation, as data protection responsibilities span research, product development, laboratory services, ICT, HR &amp; Admin, procurement, finance, and other institutional functions.</w:t>
+      </w:r>
+    </w:p>
+    <w:p>
+      <w:pPr>
+        <w:jc w:val="both"/>
+        <w:rPr>
+          <w:rFonts w:ascii="Arial" w:hAnsi="Arial" w:cs="Arial"/>
+          <w:sz w:val="24"/>
+          <w:szCs w:val="24"/>
+        </w:rPr>
+      </w:pPr>
+      <w:r>
+        <w:rPr>
+          <w:rFonts w:ascii="Arial" w:hAnsi="Arial" w:cs="Arial"/>
+          <w:sz w:val="24"/>
+          <w:szCs w:val="24"/>
+        </w:rPr>
+        <w:t>The proposed retreat will provide a multidisciplinary platform for institutional stakeholders to collectively assess KIPRE's current level of compliance, identify implementation priorities, review existing governance instruments, and develop a shared roadmap for institutional implementation.</w:t>
+      </w:r>
+    </w:p>
+    <w:p>
+      <w:pPr>
+        <w:jc w:val="both"/>
+        <w:rPr>
+          <w:rFonts w:ascii="Arial" w:hAnsi="Arial" w:cs="Arial"/>
+          <w:sz w:val="24"/>
+          <w:szCs w:val="24"/>
+        </w:rPr>
+      </w:pPr>
+      <w:r>
+        <w:rPr>
+          <w:rFonts w:ascii="Arial" w:hAnsi="Arial" w:cs="Arial"/>
+          <w:sz w:val="24"/>
+          <w:szCs w:val="24"/>
+        </w:rPr>
         <w:t>The participatory approach will promote ownership of the compliance programme, strengthen coordination across directorates and divisions, and establish a common understanding of roles and responsibilities in implementing the Data Protection Act, 2019.</w:t>
       </w:r>
     </w:p>
@@ -2166,7 +2112,15 @@
           <w:sz w:val="24"/>
           <w:szCs w:val="24"/>
         </w:rPr>
-        <w:t xml:space="preserve">The retreat will culminate in the development of a Data Protection Compliance Implementation Strategy and a costed implementation work plan that will guide institutional compliance in a coordinated and sustainable manner. </w:t>
+        <w:t>The retreat will culminate in the development of a Data Protection Compliance Implementation Strategy and a costed implementation work plan that will guide institutional compliance in a coor</w:t>
+      </w:r>
+      <w:r>
+        <w:rPr>
+          <w:rFonts w:ascii="Arial" w:hAnsi="Arial" w:cs="Arial"/>
+          <w:sz w:val="24"/>
+          <w:szCs w:val="24"/>
+        </w:rPr>
+        <w:t>dinated and sustainable manner.</w:t>
       </w:r>
     </w:p>
     <w:p>
@@ -2184,7 +2138,7 @@
           <w:sz w:val="24"/>
           <w:szCs w:val="24"/>
         </w:rPr>
-        <w:t xml:space="preserve">These outputs will constitute the data protection and regulatory compliance component of KIPRE's broader Institutional Data Governance Framework envisaged under the Data Science and Analytics (DSAS) Work Plan for FY 2026/27 (Appendix 1.1). </w:t>
+        <w:t>These outputs will constitute the data protection and regulatory compliance component of KIPRE's broader Institutional Data Governance Framework envisaged under the Data Science and Analytics (DSAS) Work Plan for FY 2026/27 (Appendix 1.1).</w:t>
       </w:r>
     </w:p>
     <w:p>
@@ -2224,7 +2178,7 @@
               <w:bottom w:val="nil"/>
               <w:right w:val="nil"/>
             </w:tcBorders>
-            <w:shd w:val="clear" w:color="auto" w:fill="F2F2F2" w:themeFill="background1" w:themeFillShade="F2"/>
+            <w:shd w:val="clear" w:color="auto" w:fill="00B0F0"/>
           </w:tcPr>
           <w:p>
             <w:pPr>
@@ -2273,16 +2227,6 @@
         </w:rPr>
         <w:t>strengthen institutional data protection governance and establish a coordinated framework for implementing the Data Protection Act, 2019 as part of KIPRE's broader Institutional Data Governance Framework.</w:t>
       </w:r>
-    </w:p>
-    <w:p>
-      <w:pPr>
-        <w:jc w:val="both"/>
-        <w:rPr>
-          <w:rFonts w:ascii="Arial" w:hAnsi="Arial" w:cs="Arial"/>
-          <w:sz w:val="24"/>
-          <w:szCs w:val="24"/>
-        </w:rPr>
-      </w:pPr>
     </w:p>
     <w:tbl>
       <w:tblPr>
@@ -2303,7 +2247,7 @@
               <w:bottom w:val="nil"/>
               <w:right w:val="nil"/>
             </w:tcBorders>
-            <w:shd w:val="clear" w:color="auto" w:fill="F2F2F2" w:themeFill="background1" w:themeFillShade="F2"/>
+            <w:shd w:val="clear" w:color="auto" w:fill="00B0F0"/>
           </w:tcPr>
           <w:p>
             <w:pPr>
@@ -2542,7 +2486,7 @@
               <w:bottom w:val="nil"/>
               <w:right w:val="nil"/>
             </w:tcBorders>
-            <w:shd w:val="clear" w:color="auto" w:fill="F2F2F2" w:themeFill="background1" w:themeFillShade="F2"/>
+            <w:shd w:val="clear" w:color="auto" w:fill="00B0F0"/>
           </w:tcPr>
           <w:p>
             <w:pPr>
@@ -2998,7 +2942,7 @@
               <w:bottom w:val="nil"/>
               <w:right w:val="nil"/>
             </w:tcBorders>
-            <w:shd w:val="clear" w:color="auto" w:fill="F2F2F2" w:themeFill="background1" w:themeFillShade="F2"/>
+            <w:shd w:val="clear" w:color="auto" w:fill="00B0F0"/>
           </w:tcPr>
           <w:p>
             <w:pPr>
@@ -3262,7 +3206,7 @@
               <w:bottom w:val="nil"/>
               <w:right w:val="nil"/>
             </w:tcBorders>
-            <w:shd w:val="clear" w:color="auto" w:fill="F2F2F2" w:themeFill="background1" w:themeFillShade="F2"/>
+            <w:shd w:val="clear" w:color="auto" w:fill="00B0F0"/>
           </w:tcPr>
           <w:p>
             <w:pPr>
@@ -3476,7 +3420,7 @@
               <w:bottom w:val="nil"/>
               <w:right w:val="nil"/>
             </w:tcBorders>
-            <w:shd w:val="clear" w:color="auto" w:fill="F2F2F2" w:themeFill="background1" w:themeFillShade="F2"/>
+            <w:shd w:val="clear" w:color="auto" w:fill="00B0F0"/>
           </w:tcPr>
           <w:p>
             <w:pPr>
@@ -3502,35 +3446,20 @@
     </w:tbl>
     <w:p>
       <w:pPr>
-        <w:rPr>
-          <w:rFonts w:ascii="Arial" w:hAnsi="Arial" w:cs="Arial"/>
-          <w:sz w:val="24"/>
-          <w:szCs w:val="24"/>
-        </w:rPr>
-      </w:pPr>
-      <w:r>
-        <w:rPr>
-          <w:rFonts w:ascii="Arial" w:hAnsi="Arial" w:cs="Arial"/>
-          <w:sz w:val="24"/>
-          <w:szCs w:val="24"/>
-        </w:rPr>
-        <w:t>The retreat is p</w:t>
-      </w:r>
-      <w:r>
-        <w:rPr>
-          <w:rFonts w:ascii="Arial" w:hAnsi="Arial" w:cs="Arial"/>
-          <w:sz w:val="24"/>
-          <w:szCs w:val="24"/>
-        </w:rPr>
-        <w:t>roposed to take place over Six (6</w:t>
-      </w:r>
-      <w:r>
-        <w:rPr>
-          <w:rFonts w:ascii="Arial" w:hAnsi="Arial" w:cs="Arial"/>
-          <w:sz w:val="24"/>
-          <w:szCs w:val="24"/>
-        </w:rPr>
-        <w:t>) days at a suitable venue to allow adequate time for technical discussions, group work, and strategy development.</w:t>
+        <w:jc w:val="both"/>
+        <w:rPr>
+          <w:rFonts w:ascii="Arial" w:hAnsi="Arial" w:cs="Arial"/>
+          <w:sz w:val="24"/>
+          <w:szCs w:val="24"/>
+        </w:rPr>
+      </w:pPr>
+      <w:r>
+        <w:rPr>
+          <w:rFonts w:ascii="Arial" w:hAnsi="Arial" w:cs="Arial"/>
+          <w:sz w:val="24"/>
+          <w:szCs w:val="24"/>
+        </w:rPr>
+        <w:t>The retreat is proposed to take place over eight (8) to ten (10) working days at a suitable venue. The duration is intended to provide adequate time for institutional compliance assessment, review of governance instruments, collaborative development of the Data Protection Compliance Implementation Strategy, preparation of a costed implementation work plan, and validation of the proposed outputs.</w:t>
       </w:r>
     </w:p>
     <w:tbl>
@@ -3552,11 +3481,14 @@
               <w:bottom w:val="nil"/>
               <w:right w:val="nil"/>
             </w:tcBorders>
-            <w:shd w:val="clear" w:color="auto" w:fill="F2F2F2" w:themeFill="background1" w:themeFillShade="F2"/>
+            <w:shd w:val="clear" w:color="auto" w:fill="00B0F0"/>
           </w:tcPr>
           <w:p>
             <w:pPr>
               <w:pStyle w:val="Heading1"/>
+              <w:tabs>
+                <w:tab w:val="left" w:pos="3984"/>
+              </w:tabs>
               <w:outlineLvl w:val="0"/>
               <w:rPr>
                 <w:rFonts w:ascii="Arial" w:hAnsi="Arial" w:cs="Arial"/>
@@ -3572,6 +3504,13 @@
               <w:t>Budget</w:t>
             </w:r>
             <w:bookmarkEnd w:id="9"/>
+            <w:r>
+              <w:rPr>
+                <w:rFonts w:ascii="Arial" w:hAnsi="Arial" w:cs="Arial"/>
+                <w:szCs w:val="24"/>
+              </w:rPr>
+              <w:tab/>
+            </w:r>
           </w:p>
         </w:tc>
       </w:tr>
@@ -3620,7 +3559,7 @@
               <w:bottom w:val="nil"/>
               <w:right w:val="nil"/>
             </w:tcBorders>
-            <w:shd w:val="clear" w:color="auto" w:fill="F2F2F2" w:themeFill="background1" w:themeFillShade="F2"/>
+            <w:shd w:val="clear" w:color="auto" w:fill="00B0F0"/>
           </w:tcPr>
           <w:p>
             <w:pPr>
@@ -3660,69 +3599,6 @@
         </w:rPr>
         <w:t>Management is requested to approve the proposed retreat and facilitate the necessary resources to enable the development of KIPRE's Data Protection Compliance Implementation Strategy and strengthen institutional data protection governance.</w:t>
       </w:r>
-    </w:p>
-    <w:p>
-      <w:pPr>
-        <w:rPr>
-          <w:rFonts w:ascii="Arial" w:hAnsi="Arial" w:cs="Arial"/>
-          <w:sz w:val="24"/>
-          <w:szCs w:val="24"/>
-        </w:rPr>
-      </w:pPr>
-    </w:p>
-    <w:p>
-      <w:pPr>
-        <w:rPr>
-          <w:rFonts w:ascii="Arial" w:hAnsi="Arial" w:cs="Arial"/>
-          <w:sz w:val="24"/>
-          <w:szCs w:val="24"/>
-        </w:rPr>
-      </w:pPr>
-    </w:p>
-    <w:p>
-      <w:pPr>
-        <w:rPr>
-          <w:rFonts w:ascii="Arial" w:hAnsi="Arial" w:cs="Arial"/>
-          <w:sz w:val="24"/>
-          <w:szCs w:val="24"/>
-        </w:rPr>
-      </w:pPr>
-    </w:p>
-    <w:p>
-      <w:pPr>
-        <w:rPr>
-          <w:rFonts w:ascii="Arial" w:hAnsi="Arial" w:cs="Arial"/>
-          <w:sz w:val="24"/>
-          <w:szCs w:val="24"/>
-        </w:rPr>
-      </w:pPr>
-    </w:p>
-    <w:p>
-      <w:pPr>
-        <w:rPr>
-          <w:rFonts w:ascii="Arial" w:hAnsi="Arial" w:cs="Arial"/>
-          <w:sz w:val="24"/>
-          <w:szCs w:val="24"/>
-        </w:rPr>
-      </w:pPr>
-    </w:p>
-    <w:p>
-      <w:pPr>
-        <w:rPr>
-          <w:rFonts w:ascii="Arial" w:hAnsi="Arial" w:cs="Arial"/>
-          <w:sz w:val="24"/>
-          <w:szCs w:val="24"/>
-        </w:rPr>
-      </w:pPr>
-    </w:p>
-    <w:p>
-      <w:pPr>
-        <w:rPr>
-          <w:rFonts w:ascii="Arial" w:hAnsi="Arial" w:cs="Arial"/>
-          <w:sz w:val="24"/>
-          <w:szCs w:val="24"/>
-        </w:rPr>
-      </w:pPr>
     </w:p>
     <w:tbl>
       <w:tblPr>
@@ -3743,7 +3619,7 @@
               <w:bottom w:val="nil"/>
               <w:right w:val="nil"/>
             </w:tcBorders>
-            <w:shd w:val="clear" w:color="auto" w:fill="F2F2F2" w:themeFill="background1" w:themeFillShade="F2"/>
+            <w:shd w:val="clear" w:color="auto" w:fill="00B0F0"/>
           </w:tcPr>
           <w:p>
             <w:pPr>
@@ -6995,7 +6871,7 @@
         <v:path o:extrusionok="f" gradientshapeok="t" o:connecttype="rect"/>
         <o:lock v:ext="edit" aspectratio="t"/>
       </v:shapetype>
-      <v:shape id="_x0000_i1045" type="#_x0000_t75" style="width:11.4pt;height:11.4pt" o:bullet="t">
+      <v:shape id="_x0000_i1033" type="#_x0000_t75" style="width:11.4pt;height:11.4pt" o:bullet="t">
         <v:imagedata r:id="rId1" o:title="msoA55B"/>
       </v:shape>
     </w:pict>
@@ -10093,7 +9969,7 @@
 </file>
 
 <file path=customXml/itemProps1.xml><?xml version="1.0" encoding="utf-8"?>
-<ds:datastoreItem xmlns:ds="http://schemas.openxmlformats.org/officeDocument/2006/customXml" ds:itemID="{BA579B0D-2013-4FEC-9B09-919FB80A665B}">
+<ds:datastoreItem xmlns:ds="http://schemas.openxmlformats.org/officeDocument/2006/customXml" ds:itemID="{7100B2EC-7B53-4684-A09B-7C27E1937E8E}">
   <ds:schemaRefs>
     <ds:schemaRef ds:uri="http://schemas.openxmlformats.org/officeDocument/2006/bibliography"/>
   </ds:schemaRefs>
